--- a/Jeffrey Zhang 3DBioCAD Personal Activities Log.docx
+++ b/Jeffrey Zhang 3DBioCAD Personal Activities Log.docx
@@ -81,7 +81,7 @@
           <w:r>
             <w:fldChar w:fldCharType="separate"/>
           </w:r>
-          <w:hyperlink w:anchor="_Toc234225938" w:history="1">
+          <w:hyperlink w:anchor="_Toc234476935" w:history="1">
             <w:r>
               <w:rPr>
                 <w:rStyle w:val="Hyperlink"/>
@@ -108,7 +108,7 @@
                 <w:noProof/>
                 <w:webHidden/>
               </w:rPr>
-              <w:instrText xml:space="preserve"> PAGEREF _Toc234225938 \h </w:instrText>
+              <w:instrText xml:space="preserve"> PAGEREF _Toc234476935 \h </w:instrText>
             </w:r>
             <w:r>
               <w:rPr>
@@ -149,7 +149,7 @@
               <w:noProof/>
             </w:rPr>
           </w:pPr>
-          <w:hyperlink w:anchor="_Toc234225939" w:history="1">
+          <w:hyperlink w:anchor="_Toc234476936" w:history="1">
             <w:r>
               <w:rPr>
                 <w:rStyle w:val="Hyperlink"/>
@@ -176,7 +176,7 @@
                 <w:noProof/>
                 <w:webHidden/>
               </w:rPr>
-              <w:instrText xml:space="preserve"> PAGEREF _Toc234225939 \h </w:instrText>
+              <w:instrText xml:space="preserve"> PAGEREF _Toc234476936 \h </w:instrText>
             </w:r>
             <w:r>
               <w:rPr>
@@ -217,7 +217,7 @@
               <w:noProof/>
             </w:rPr>
           </w:pPr>
-          <w:hyperlink w:anchor="_Toc234225940" w:history="1">
+          <w:hyperlink w:anchor="_Toc234476937" w:history="1">
             <w:r>
               <w:rPr>
                 <w:rStyle w:val="Hyperlink"/>
@@ -244,7 +244,7 @@
                 <w:noProof/>
                 <w:webHidden/>
               </w:rPr>
-              <w:instrText xml:space="preserve"> PAGEREF _Toc234225940 \h </w:instrText>
+              <w:instrText xml:space="preserve"> PAGEREF _Toc234476937 \h </w:instrText>
             </w:r>
             <w:r>
               <w:rPr>
@@ -285,7 +285,7 @@
               <w:noProof/>
             </w:rPr>
           </w:pPr>
-          <w:hyperlink w:anchor="_Toc234225941" w:history="1">
+          <w:hyperlink w:anchor="_Toc234476938" w:history="1">
             <w:r>
               <w:rPr>
                 <w:rStyle w:val="Hyperlink"/>
@@ -312,7 +312,7 @@
                 <w:noProof/>
                 <w:webHidden/>
               </w:rPr>
-              <w:instrText xml:space="preserve"> PAGEREF _Toc234225941 \h </w:instrText>
+              <w:instrText xml:space="preserve"> PAGEREF _Toc234476938 \h </w:instrText>
             </w:r>
             <w:r>
               <w:rPr>
@@ -353,7 +353,7 @@
               <w:noProof/>
             </w:rPr>
           </w:pPr>
-          <w:hyperlink w:anchor="_Toc234225942" w:history="1">
+          <w:hyperlink w:anchor="_Toc234476939" w:history="1">
             <w:r>
               <w:rPr>
                 <w:rStyle w:val="Hyperlink"/>
@@ -380,7 +380,7 @@
                 <w:noProof/>
                 <w:webHidden/>
               </w:rPr>
-              <w:instrText xml:space="preserve"> PAGEREF _Toc234225942 \h </w:instrText>
+              <w:instrText xml:space="preserve"> PAGEREF _Toc234476939 \h </w:instrText>
             </w:r>
             <w:r>
               <w:rPr>
@@ -421,7 +421,7 @@
               <w:noProof/>
             </w:rPr>
           </w:pPr>
-          <w:hyperlink w:anchor="_Toc234225943" w:history="1">
+          <w:hyperlink w:anchor="_Toc234476940" w:history="1">
             <w:r>
               <w:rPr>
                 <w:rStyle w:val="Hyperlink"/>
@@ -448,7 +448,7 @@
                 <w:noProof/>
                 <w:webHidden/>
               </w:rPr>
-              <w:instrText xml:space="preserve"> PAGEREF _Toc234225943 \h </w:instrText>
+              <w:instrText xml:space="preserve"> PAGEREF _Toc234476940 \h </w:instrText>
             </w:r>
             <w:r>
               <w:rPr>
@@ -489,7 +489,7 @@
               <w:noProof/>
             </w:rPr>
           </w:pPr>
-          <w:hyperlink w:anchor="_Toc234225944" w:history="1">
+          <w:hyperlink w:anchor="_Toc234476941" w:history="1">
             <w:r>
               <w:rPr>
                 <w:rStyle w:val="Hyperlink"/>
@@ -516,7 +516,7 @@
                 <w:noProof/>
                 <w:webHidden/>
               </w:rPr>
-              <w:instrText xml:space="preserve"> PAGEREF _Toc234225944 \h </w:instrText>
+              <w:instrText xml:space="preserve"> PAGEREF _Toc234476941 \h </w:instrText>
             </w:r>
             <w:r>
               <w:rPr>
@@ -557,7 +557,7 @@
               <w:noProof/>
             </w:rPr>
           </w:pPr>
-          <w:hyperlink w:anchor="_Toc234225945" w:history="1">
+          <w:hyperlink w:anchor="_Toc234476942" w:history="1">
             <w:r>
               <w:rPr>
                 <w:rStyle w:val="Hyperlink"/>
@@ -584,7 +584,7 @@
                 <w:noProof/>
                 <w:webHidden/>
               </w:rPr>
-              <w:instrText xml:space="preserve"> PAGEREF _Toc234225945 \h </w:instrText>
+              <w:instrText xml:space="preserve"> PAGEREF _Toc234476942 \h </w:instrText>
             </w:r>
             <w:r>
               <w:rPr>
@@ -625,7 +625,7 @@
               <w:noProof/>
             </w:rPr>
           </w:pPr>
-          <w:hyperlink w:anchor="_Toc234225946" w:history="1">
+          <w:hyperlink w:anchor="_Toc234476943" w:history="1">
             <w:r>
               <w:rPr>
                 <w:rStyle w:val="Hyperlink"/>
@@ -652,7 +652,7 @@
                 <w:noProof/>
                 <w:webHidden/>
               </w:rPr>
-              <w:instrText xml:space="preserve"> PAGEREF _Toc234225946 \h </w:instrText>
+              <w:instrText xml:space="preserve"> PAGEREF _Toc234476943 \h </w:instrText>
             </w:r>
             <w:r>
               <w:rPr>
@@ -693,13 +693,13 @@
               <w:noProof/>
             </w:rPr>
           </w:pPr>
-          <w:hyperlink w:anchor="_Toc234225947" w:history="1">
+          <w:hyperlink w:anchor="_Toc234476944" w:history="1">
             <w:r>
               <w:rPr>
                 <w:rStyle w:val="Hyperlink"/>
                 <w:noProof/>
               </w:rPr>
-              <w:t>7/6/2026</w:t>
+              <w:t>7/6/2026 &amp; 7/7/26</w:t>
             </w:r>
             <w:r>
               <w:rPr>
@@ -720,7 +720,7 @@
                 <w:noProof/>
                 <w:webHidden/>
               </w:rPr>
-              <w:instrText xml:space="preserve"> PAGEREF _Toc234225947 \h </w:instrText>
+              <w:instrText xml:space="preserve"> PAGEREF _Toc234476944 \h </w:instrText>
             </w:r>
             <w:r>
               <w:rPr>
@@ -800,7 +800,7 @@
       <w:pPr>
         <w:pStyle w:val="Heading2"/>
       </w:pPr>
-      <w:bookmarkStart w:id="0" w:name="_Toc234225938"/>
+      <w:bookmarkStart w:id="0" w:name="_Toc234476935"/>
       <w:r>
         <w:t>6/22/2026</w:t>
       </w:r>
@@ -1219,7 +1219,7 @@
       <w:pPr>
         <w:pStyle w:val="Heading2"/>
       </w:pPr>
-      <w:bookmarkStart w:id="1" w:name="_Toc234225939"/>
+      <w:bookmarkStart w:id="1" w:name="_Toc234476936"/>
       <w:r>
         <w:t>6/23/2026</w:t>
       </w:r>
@@ -1439,7 +1439,7 @@
       <w:pPr>
         <w:pStyle w:val="Heading2"/>
       </w:pPr>
-      <w:bookmarkStart w:id="2" w:name="_Toc234225940"/>
+      <w:bookmarkStart w:id="2" w:name="_Toc234476937"/>
       <w:r>
         <w:t>6/24/2026</w:t>
       </w:r>
@@ -1575,7 +1575,7 @@
       <w:pPr>
         <w:pStyle w:val="Heading2"/>
       </w:pPr>
-      <w:bookmarkStart w:id="3" w:name="_Toc234225941"/>
+      <w:bookmarkStart w:id="3" w:name="_Toc234476938"/>
       <w:r>
         <w:t>6/25/26</w:t>
       </w:r>
@@ -1745,7 +1745,7 @@
       <w:pPr>
         <w:pStyle w:val="Heading2"/>
       </w:pPr>
-      <w:bookmarkStart w:id="4" w:name="_Toc234225942"/>
+      <w:bookmarkStart w:id="4" w:name="_Toc234476939"/>
       <w:r>
         <w:t>6/26/26</w:t>
       </w:r>
@@ -1857,7 +1857,7 @@
       <w:pPr>
         <w:pStyle w:val="Heading2"/>
       </w:pPr>
-      <w:bookmarkStart w:id="5" w:name="_Toc234225943"/>
+      <w:bookmarkStart w:id="5" w:name="_Toc234476940"/>
       <w:r>
         <w:lastRenderedPageBreak/>
         <w:t>6/29/2026</w:t>
@@ -1976,7 +1976,7 @@
       <w:pPr>
         <w:pStyle w:val="Heading2"/>
       </w:pPr>
-      <w:bookmarkStart w:id="6" w:name="_Toc234225944"/>
+      <w:bookmarkStart w:id="6" w:name="_Toc234476941"/>
       <w:r>
         <w:t>6/30/2026</w:t>
       </w:r>
@@ -2058,7 +2058,7 @@
       <w:pPr>
         <w:pStyle w:val="Heading2"/>
       </w:pPr>
-      <w:bookmarkStart w:id="7" w:name="_Toc234225945"/>
+      <w:bookmarkStart w:id="7" w:name="_Toc234476942"/>
       <w:r>
         <w:t>7/1/2026</w:t>
       </w:r>
@@ -2140,7 +2140,7 @@
       <w:pPr>
         <w:pStyle w:val="Heading2"/>
       </w:pPr>
-      <w:bookmarkStart w:id="8" w:name="_Toc234225946"/>
+      <w:bookmarkStart w:id="8" w:name="_Toc234476943"/>
       <w:r>
         <w:lastRenderedPageBreak/>
         <w:t>7/2/2026</w:t>
@@ -2358,11 +2358,32 @@
           <w:ilvl w:val="0"/>
           <w:numId w:val="1"/>
         </w:numPr>
-      </w:pPr>
-      <w:r>
-        <w:t>Immediate: get to work upgrading Tran’s PC (cpu, and other stuff possible, start with checking the specs</w:t>
-      </w:r>
-      <w:r>
+        <w:rPr>
+          <w:strike/>
+        </w:rPr>
+      </w:pPr>
+      <w:r>
+        <w:rPr>
+          <w:strike/>
+        </w:rPr>
+        <w:t>Immediate: get to work upgrading Tran</w:t>
+      </w:r>
+      <w:r>
+        <w:rPr>
+          <w:strike/>
+        </w:rPr>
+        <w:t>g</w:t>
+      </w:r>
+      <w:r>
+        <w:rPr>
+          <w:strike/>
+        </w:rPr>
+        <w:t>’s PC (cpu, and other stuff possible, start with checking the specs</w:t>
+      </w:r>
+      <w:r>
+        <w:rPr>
+          <w:strike/>
+        </w:rPr>
         <w:t xml:space="preserve"> for an optimal 3shape workflow)</w:t>
       </w:r>
     </w:p>
@@ -2385,8 +2406,14 @@
           <w:ilvl w:val="0"/>
           <w:numId w:val="1"/>
         </w:numPr>
-      </w:pPr>
-      <w:r>
+        <w:rPr>
+          <w:strike/>
+        </w:rPr>
+      </w:pPr>
+      <w:r>
+        <w:rPr>
+          <w:strike/>
+        </w:rPr>
         <w:t>Fix Opera diagram, there are still some artefacts (missing icon, blurred text on the end user, remove ISP, because the ISP is *our* ISP at 3DBioCAD</w:t>
       </w:r>
     </w:p>
@@ -2394,14 +2421,14 @@
       <w:pPr>
         <w:pStyle w:val="Heading2"/>
       </w:pPr>
-      <w:bookmarkStart w:id="9" w:name="_Toc234225947"/>
+      <w:bookmarkStart w:id="9" w:name="_Toc234476944"/>
       <w:r>
         <w:t>7/6/2026</w:t>
       </w:r>
+      <w:r>
+        <w:t xml:space="preserve"> &amp; 7/7/26</w:t>
+      </w:r>
       <w:bookmarkEnd w:id="9"/>
-      <w:r>
-        <w:t xml:space="preserve"> &amp; 7/7/26</w:t>
-      </w:r>
     </w:p>
     <w:p>
       <w:pPr>
@@ -2596,16 +2623,72 @@
         <w:rPr>
           <w:strike/>
         </w:rPr>
-        <w:t>Talk to gyu after lunch about ordering Tran’s PC parts</w:t>
+        <w:t>Talk to gyu after lunch about ordering Tran</w:t>
       </w:r>
       <w:r>
         <w:rPr>
           <w:strike/>
         </w:rPr>
+        <w:t>g</w:t>
+      </w:r>
+      <w:r>
+        <w:rPr>
+          <w:strike/>
+        </w:rPr>
+        <w:t>’s PC parts</w:t>
+      </w:r>
+      <w:r>
+        <w:rPr>
+          <w:strike/>
+        </w:rPr>
         <w:t xml:space="preserve"> asap</w:t>
       </w:r>
       <w:r>
         <w:t xml:space="preserve"> jack will get on it, talked to him about it</w:t>
+      </w:r>
+    </w:p>
+    <w:p>
+      <w:pPr>
+        <w:pStyle w:val="Heading2"/>
+      </w:pPr>
+      <w:r>
+        <w:t>7/9/2026</w:t>
+      </w:r>
+    </w:p>
+    <w:p>
+      <w:pPr>
+        <w:pStyle w:val="ListParagraph"/>
+        <w:numPr>
+          <w:ilvl w:val="0"/>
+          <w:numId w:val="1"/>
+        </w:numPr>
+      </w:pPr>
+      <w:r>
+        <w:t>Meeting with Gyu and Jack today about Magic touch DLCPM management software</w:t>
+      </w:r>
+    </w:p>
+    <w:p>
+      <w:pPr>
+        <w:pStyle w:val="ListParagraph"/>
+        <w:numPr>
+          <w:ilvl w:val="0"/>
+          <w:numId w:val="1"/>
+        </w:numPr>
+      </w:pPr>
+      <w:r>
+        <w:t>Present finished Topo PPTX during meeting, or before meeting</w:t>
+      </w:r>
+    </w:p>
+    <w:p>
+      <w:pPr>
+        <w:pStyle w:val="ListParagraph"/>
+        <w:numPr>
+          <w:ilvl w:val="0"/>
+          <w:numId w:val="1"/>
+        </w:numPr>
+      </w:pPr>
+      <w:r>
+        <w:t>a</w:t>
       </w:r>
     </w:p>
     <w:sectPr>

--- a/Jeffrey Zhang 3DBioCAD Personal Activities Log.docx
+++ b/Jeffrey Zhang 3DBioCAD Personal Activities Log.docx
@@ -2674,9 +2674,559 @@
           <w:ilvl w:val="0"/>
           <w:numId w:val="1"/>
         </w:numPr>
-      </w:pPr>
-      <w:r>
+        <w:rPr>
+          <w:strike/>
+        </w:rPr>
+      </w:pPr>
+      <w:r>
+        <w:rPr>
+          <w:strike/>
+        </w:rPr>
         <w:t>Present finished Topo PPTX during meeting, or before meeting</w:t>
+      </w:r>
+      <w:r>
+        <w:rPr>
+          <w:strike/>
+        </w:rPr>
+        <w:t xml:space="preserve"> </w:t>
+      </w:r>
+      <w:r>
+        <w:t>posted final topology in teams, awaiting review by others</w:t>
+      </w:r>
+    </w:p>
+    <w:p>
+      <w:pPr>
+        <w:pStyle w:val="ListParagraph"/>
+        <w:numPr>
+          <w:ilvl w:val="0"/>
+          <w:numId w:val="1"/>
+        </w:numPr>
+      </w:pPr>
+      <w:r>
+        <w:t>Continue reading magic touch management DLCPM manual</w:t>
+      </w:r>
+    </w:p>
+    <w:p>
+      <w:pPr>
+        <w:pStyle w:val="ListParagraph"/>
+        <w:numPr>
+          <w:ilvl w:val="0"/>
+          <w:numId w:val="1"/>
+        </w:numPr>
+      </w:pPr>
+      <w:r>
+        <w:t>Cleared up a misunderstanding about Lera and Trang’s PC hardware. (It’s not a server issue because the NAS is fine? But while baking models and stuff it takes forever (pc issue))</w:t>
+      </w:r>
+      <w:r>
+        <w:t xml:space="preserve"> Consulted Andy, Charles, Jack, Dexter (I love bureaucracy)</w:t>
+      </w:r>
+    </w:p>
+    <w:p>
+      <w:r>
+        <w:t>Meeting notes (Jeff, Jack, Gyu):</w:t>
+      </w:r>
+    </w:p>
+    <w:p>
+      <w:pPr>
+        <w:pStyle w:val="ListParagraph"/>
+        <w:numPr>
+          <w:ilvl w:val="0"/>
+          <w:numId w:val="1"/>
+        </w:numPr>
+      </w:pPr>
+      <w:r>
+        <w:t>4 main goals regarding the magic touch software</w:t>
+      </w:r>
+    </w:p>
+    <w:p>
+      <w:pPr>
+        <w:pStyle w:val="ListParagraph"/>
+        <w:numPr>
+          <w:ilvl w:val="1"/>
+          <w:numId w:val="1"/>
+        </w:numPr>
+      </w:pPr>
+      <w:r>
+        <w:t>Dividing workflow among main stages</w:t>
+      </w:r>
+    </w:p>
+    <w:p>
+      <w:pPr>
+        <w:pStyle w:val="ListParagraph"/>
+        <w:numPr>
+          <w:ilvl w:val="1"/>
+          <w:numId w:val="1"/>
+        </w:numPr>
+      </w:pPr>
+      <w:r>
+        <w:t xml:space="preserve">This allows for future prediction: how many cases are involved (how many cases are </w:t>
+      </w:r>
+      <w:r>
+        <w:t>involved;</w:t>
+      </w:r>
+      <w:r>
+        <w:t xml:space="preserve"> how many cases can be predicted) (predicting vacation hotspots which allow for workflow adjustment)</w:t>
+      </w:r>
+    </w:p>
+    <w:p>
+      <w:pPr>
+        <w:pStyle w:val="ListParagraph"/>
+        <w:numPr>
+          <w:ilvl w:val="1"/>
+          <w:numId w:val="1"/>
+        </w:numPr>
+      </w:pPr>
+      <w:r>
+        <w:t>Magic Touch software, but under a different branch of it (mgmt.)</w:t>
+      </w:r>
+    </w:p>
+    <w:p>
+      <w:pPr>
+        <w:pStyle w:val="ListParagraph"/>
+        <w:numPr>
+          <w:ilvl w:val="1"/>
+          <w:numId w:val="1"/>
+        </w:numPr>
+      </w:pPr>
+      <w:r>
+        <w:t xml:space="preserve">Color coded within the manual (we want a qty defined within each color zone, within the </w:t>
+      </w:r>
+      <w:r>
+        <w:t>mgmt. interface</w:t>
+      </w:r>
+      <w:r>
+        <w:t>)</w:t>
+      </w:r>
+    </w:p>
+    <w:p>
+      <w:pPr>
+        <w:pStyle w:val="ListParagraph"/>
+        <w:numPr>
+          <w:ilvl w:val="1"/>
+          <w:numId w:val="1"/>
+        </w:numPr>
+      </w:pPr>
+      <w:r>
+        <w:t>Jack is working on standardizing the names for each component</w:t>
+      </w:r>
+    </w:p>
+    <w:p>
+      <w:pPr>
+        <w:pStyle w:val="ListParagraph"/>
+        <w:numPr>
+          <w:ilvl w:val="1"/>
+          <w:numId w:val="1"/>
+        </w:numPr>
+      </w:pPr>
+      <w:r>
+        <w:t>We want to be an ATC via this mgmt. software</w:t>
+      </w:r>
+    </w:p>
+    <w:p>
+      <w:pPr>
+        <w:pStyle w:val="ListParagraph"/>
+        <w:numPr>
+          <w:ilvl w:val="1"/>
+          <w:numId w:val="1"/>
+        </w:numPr>
+      </w:pPr>
+      <w:r>
+        <w:t>In order to prevent overdue on deliverables, (existing methods: office team exports a list, the case goes out tmrw, the case gets delivered before the assigned delivery date)</w:t>
+      </w:r>
+    </w:p>
+    <w:p>
+      <w:pPr>
+        <w:pStyle w:val="ListParagraph"/>
+        <w:numPr>
+          <w:ilvl w:val="1"/>
+          <w:numId w:val="1"/>
+        </w:numPr>
+      </w:pPr>
+      <w:r>
+        <w:t>Goal: finishing 2 days before the delivery, in order to ensure maximum delivery</w:t>
+      </w:r>
+    </w:p>
+    <w:p>
+      <w:pPr>
+        <w:pStyle w:val="ListParagraph"/>
+        <w:numPr>
+          <w:ilvl w:val="1"/>
+          <w:numId w:val="1"/>
+        </w:numPr>
+      </w:pPr>
+      <w:r>
+        <w:t>Setting up deadlines for each section (standardized deadlines per section)</w:t>
+      </w:r>
+    </w:p>
+    <w:p>
+      <w:pPr>
+        <w:pStyle w:val="ListParagraph"/>
+        <w:numPr>
+          <w:ilvl w:val="1"/>
+          <w:numId w:val="1"/>
+        </w:numPr>
+      </w:pPr>
+      <w:r>
+        <w:t>Currently, it is possible to set up the due date in magic touch, currently, if there are any discrepancies, magic touch will throw a warning</w:t>
+      </w:r>
+    </w:p>
+    <w:p>
+      <w:pPr>
+        <w:pStyle w:val="ListParagraph"/>
+        <w:numPr>
+          <w:ilvl w:val="1"/>
+          <w:numId w:val="1"/>
+        </w:numPr>
+      </w:pPr>
+      <w:r>
+        <w:lastRenderedPageBreak/>
+        <w:t>Jack can ask if the deadlines can have custom reduced deadlines per item</w:t>
+      </w:r>
+    </w:p>
+    <w:p>
+      <w:pPr>
+        <w:pStyle w:val="ListParagraph"/>
+        <w:numPr>
+          <w:ilvl w:val="1"/>
+          <w:numId w:val="1"/>
+        </w:numPr>
+      </w:pPr>
+      <w:r>
+        <w:t>If a delay is detected, if reported to the controller, the overall deadline may be pushed back, but it might weight deadlines and readjust since the master deadline cannot be surpassed</w:t>
+      </w:r>
+    </w:p>
+    <w:p>
+      <w:pPr>
+        <w:pStyle w:val="ListParagraph"/>
+        <w:numPr>
+          <w:ilvl w:val="1"/>
+          <w:numId w:val="1"/>
+        </w:numPr>
+      </w:pPr>
+      <w:r>
+        <w:t>If a segment’s deadline has been surpassed, we can export the late task cases.</w:t>
+      </w:r>
+    </w:p>
+    <w:p>
+      <w:pPr>
+        <w:pStyle w:val="ListParagraph"/>
+        <w:numPr>
+          <w:ilvl w:val="2"/>
+          <w:numId w:val="1"/>
+        </w:numPr>
+      </w:pPr>
+      <w:r>
+        <w:t>1. We can know if a case is not on time</w:t>
+      </w:r>
+    </w:p>
+    <w:p>
+      <w:pPr>
+        <w:pStyle w:val="ListParagraph"/>
+        <w:numPr>
+          <w:ilvl w:val="2"/>
+          <w:numId w:val="1"/>
+        </w:numPr>
+      </w:pPr>
+      <w:r>
+        <w:t>We can have a report for today, tomorrow, and the week after that</w:t>
+      </w:r>
+    </w:p>
+    <w:p>
+      <w:pPr>
+        <w:pStyle w:val="ListParagraph"/>
+        <w:numPr>
+          <w:ilvl w:val="2"/>
+          <w:numId w:val="1"/>
+        </w:numPr>
+      </w:pPr>
+      <w:r>
+        <w:t>For example, a dept. manager can see how many cases come tomorrow,</w:t>
+      </w:r>
+    </w:p>
+    <w:p>
+      <w:pPr>
+        <w:pStyle w:val="ListParagraph"/>
+        <w:numPr>
+          <w:ilvl w:val="2"/>
+          <w:numId w:val="1"/>
+        </w:numPr>
+      </w:pPr>
+      <w:r>
+        <w:t>Managers can get ready for future cases, as the late cases can contribute to the days’ workload</w:t>
+      </w:r>
+    </w:p>
+    <w:p>
+      <w:pPr>
+        <w:pStyle w:val="ListParagraph"/>
+        <w:numPr>
+          <w:ilvl w:val="1"/>
+          <w:numId w:val="1"/>
+        </w:numPr>
+      </w:pPr>
+      <w:r>
+        <w:t>(barcode, per finished segment to the main controller)</w:t>
+      </w:r>
+    </w:p>
+    <w:p>
+      <w:pPr>
+        <w:pStyle w:val="ListParagraph"/>
+        <w:numPr>
+          <w:ilvl w:val="1"/>
+          <w:numId w:val="1"/>
+        </w:numPr>
+      </w:pPr>
+      <w:r>
+        <w:t xml:space="preserve">Late tasks by department – </w:t>
+      </w:r>
+    </w:p>
+    <w:p>
+      <w:pPr>
+        <w:pStyle w:val="ListParagraph"/>
+        <w:numPr>
+          <w:ilvl w:val="2"/>
+          <w:numId w:val="1"/>
+        </w:numPr>
+      </w:pPr>
+      <w:r>
+        <w:t>Each task has a due date</w:t>
+      </w:r>
+    </w:p>
+    <w:p>
+      <w:pPr>
+        <w:pStyle w:val="ListParagraph"/>
+        <w:numPr>
+          <w:ilvl w:val="2"/>
+          <w:numId w:val="1"/>
+        </w:numPr>
+      </w:pPr>
+      <w:r>
+        <w:t>Each task is a small thing, but each task has variable completion time</w:t>
+      </w:r>
+    </w:p>
+    <w:p>
+      <w:pPr>
+        <w:pStyle w:val="ListParagraph"/>
+        <w:numPr>
+          <w:ilvl w:val="2"/>
+          <w:numId w:val="1"/>
+        </w:numPr>
+      </w:pPr>
+      <w:r>
+        <w:t>Doesn’t matter which dept, every single case has variable task length</w:t>
+      </w:r>
+    </w:p>
+    <w:p>
+      <w:pPr>
+        <w:pStyle w:val="ListParagraph"/>
+        <w:numPr>
+          <w:ilvl w:val="2"/>
+          <w:numId w:val="1"/>
+        </w:numPr>
+      </w:pPr>
+      <w:r>
+        <w:t>If a technician misses a due date, it’ll populate the table</w:t>
+      </w:r>
+    </w:p>
+    <w:p>
+      <w:pPr>
+        <w:pStyle w:val="ListParagraph"/>
+        <w:numPr>
+          <w:ilvl w:val="1"/>
+          <w:numId w:val="1"/>
+        </w:numPr>
+      </w:pPr>
+      <w:r>
+        <w:t>Gyu’s thoughts:</w:t>
+      </w:r>
+    </w:p>
+    <w:p>
+      <w:pPr>
+        <w:pStyle w:val="ListParagraph"/>
+        <w:numPr>
+          <w:ilvl w:val="2"/>
+          <w:numId w:val="1"/>
+        </w:numPr>
+      </w:pPr>
+      <w:r>
+        <w:t>Keeping it within magic touch (barcodes)</w:t>
+      </w:r>
+    </w:p>
+    <w:p>
+      <w:pPr>
+        <w:pStyle w:val="ListParagraph"/>
+        <w:numPr>
+          <w:ilvl w:val="2"/>
+          <w:numId w:val="1"/>
+        </w:numPr>
+      </w:pPr>
+      <w:r>
+        <w:t>Using AI</w:t>
+      </w:r>
+    </w:p>
+    <w:p>
+      <w:pPr>
+        <w:pStyle w:val="ListParagraph"/>
+        <w:numPr>
+          <w:ilvl w:val="2"/>
+          <w:numId w:val="1"/>
+        </w:numPr>
+      </w:pPr>
+      <w:r>
+        <w:t>APIs?</w:t>
+      </w:r>
+    </w:p>
+    <w:p>
+      <w:pPr>
+        <w:pStyle w:val="ListParagraph"/>
+        <w:numPr>
+          <w:ilvl w:val="1"/>
+          <w:numId w:val="1"/>
+        </w:numPr>
+      </w:pPr>
+      <w:r>
+        <w:t>Requested a meeting with Magic Touch officials in training staff for mgmt. software</w:t>
+      </w:r>
+    </w:p>
+    <w:p>
+      <w:pPr>
+        <w:pStyle w:val="ListParagraph"/>
+        <w:numPr>
+          <w:ilvl w:val="1"/>
+          <w:numId w:val="1"/>
+        </w:numPr>
+      </w:pPr>
+      <w:r>
+        <w:t>Ceramics (helpful for everyone) would request a custom schedule</w:t>
+      </w:r>
+    </w:p>
+    <w:p>
+      <w:pPr>
+        <w:pStyle w:val="ListParagraph"/>
+        <w:numPr>
+          <w:ilvl w:val="1"/>
+          <w:numId w:val="1"/>
+        </w:numPr>
+      </w:pPr>
+      <w:r>
+        <w:t>Ability to emphasize tasks and stages per dept</w:t>
+      </w:r>
+    </w:p>
+    <w:p>
+      <w:pPr>
+        <w:pStyle w:val="ListParagraph"/>
+        <w:numPr>
+          <w:ilvl w:val="1"/>
+          <w:numId w:val="1"/>
+        </w:numPr>
+      </w:pPr>
+      <w:r>
+        <w:t>Automation Gateway: when we start magictouch</w:t>
+      </w:r>
+    </w:p>
+    <w:p>
+      <w:pPr>
+        <w:pStyle w:val="ListParagraph"/>
+        <w:numPr>
+          <w:ilvl w:val="1"/>
+          <w:numId w:val="1"/>
+        </w:numPr>
+      </w:pPr>
+      <w:r>
+        <w:t>The magic touch could to integrate with 3p apps (itero, medit) (automation, I talked about it before)</w:t>
+      </w:r>
+    </w:p>
+    <w:p>
+      <w:pPr>
+        <w:pStyle w:val="ListParagraph"/>
+        <w:numPr>
+          <w:ilvl w:val="1"/>
+          <w:numId w:val="1"/>
+        </w:numPr>
+      </w:pPr>
+      <w:r>
+        <w:t>Jack explains that this wouldn’t be as efficient *currently* because most portals currently aren’t integrated, so office workers would still have to check every single portal, including the gateway, which results in suboptimal results</w:t>
+      </w:r>
+    </w:p>
+    <w:p>
+      <w:pPr>
+        <w:pStyle w:val="ListParagraph"/>
+        <w:numPr>
+          <w:ilvl w:val="1"/>
+          <w:numId w:val="1"/>
+        </w:numPr>
+      </w:pPr>
+      <w:r>
+        <w:t>MY responsibilities for optimizing the office workload: optimization techniques such as “windows L”, “like how many ppl would know about win + L?” – Jack</w:t>
+      </w:r>
+    </w:p>
+    <w:p>
+      <w:pPr>
+        <w:pStyle w:val="ListParagraph"/>
+        <w:numPr>
+          <w:ilvl w:val="1"/>
+          <w:numId w:val="1"/>
+        </w:numPr>
+      </w:pPr>
+      <w:r>
+        <w:t>A custom software to hook APIs, and to make a custom workflow, this would require a computer science major</w:t>
+      </w:r>
+    </w:p>
+    <w:p>
+      <w:pPr>
+        <w:pStyle w:val="ListParagraph"/>
+        <w:numPr>
+          <w:ilvl w:val="1"/>
+          <w:numId w:val="1"/>
+        </w:numPr>
+      </w:pPr>
+      <w:r>
+        <w:lastRenderedPageBreak/>
+        <w:t>Gyu will send his ideas (translated from Korean) to us</w:t>
+      </w:r>
+    </w:p>
+    <w:p>
+      <w:pPr>
+        <w:pStyle w:val="ListParagraph"/>
+        <w:numPr>
+          <w:ilvl w:val="1"/>
+          <w:numId w:val="1"/>
+        </w:numPr>
+      </w:pPr>
+      <w:r>
+        <w:t>With this</w:t>
+      </w:r>
+      <w:r>
+        <w:t xml:space="preserve"> management</w:t>
+      </w:r>
+      <w:r>
+        <w:t xml:space="preserve"> software, departments can see the overall progress, per item, for further cohesion and synergy</w:t>
+      </w:r>
+      <w:r>
+        <w:t xml:space="preserve"> (timestamps to completion, like a global progress bar per item)</w:t>
+      </w:r>
+    </w:p>
+    <w:p>
+      <w:pPr>
+        <w:pStyle w:val="ListParagraph"/>
+        <w:numPr>
+          <w:ilvl w:val="1"/>
+          <w:numId w:val="1"/>
+        </w:numPr>
+      </w:pPr>
+      <w:r>
+        <w:t>For rush tasks, there should be a separate list for rush orders (separate category)</w:t>
+      </w:r>
+    </w:p>
+    <w:p>
+      <w:pPr>
+        <w:pStyle w:val="ListParagraph"/>
+        <w:numPr>
+          <w:ilvl w:val="0"/>
+          <w:numId w:val="1"/>
+        </w:numPr>
+      </w:pPr>
+      <w:r>
+        <w:t>Gyu has sent translated his thoughts via teams, give it a read (for the DLCPM mgmt.</w:t>
       </w:r>
     </w:p>
     <w:p>
@@ -2731,7 +3281,7 @@
         <w:rFonts w:ascii="Courier New" w:hAnsi="Courier New" w:cs="Courier New" w:hint="default"/>
       </w:rPr>
     </w:lvl>
-    <w:lvl w:ilvl="2" w:tplc="04090005" w:tentative="1">
+    <w:lvl w:ilvl="2" w:tplc="04090005">
       <w:start w:val="1"/>
       <w:numFmt w:val="bullet"/>
       <w:lvlText w:val=""/>
